--- a/docs/legal/Черновик — политика персональных данных.docx
+++ b/docs/legal/Черновик — политика персональных данных.docx
@@ -13,16 +13,10 @@
     <w:p>
       <w:r>
         <w:rPr>
-          <w:b w:val="0"/>
-          <w:i/>
-        </w:rPr>
-      </w:r>
-      <w:r>
-        <w:rPr>
           <w:b/>
           <w:i/>
         </w:rPr>
-        <w:t>Черновик для юриста, подготовлен 02.10.2026. Юридической силы не имеет.</w:t>
+        <w:t>Черновик для юриста, подготовлен 02.10.2026, оператор вписан 03.10.2026. Юридической силы не имеет.</w:t>
       </w:r>
       <w:r>
         <w:rPr>
@@ -35,22 +29,10 @@
     <w:p>
       <w:r>
         <w:rPr>
-          <w:b w:val="0"/>
-          <w:i/>
-        </w:rPr>
-      </w:r>
-      <w:r>
-        <w:rPr>
           <w:b/>
           <w:i/>
         </w:rPr>
         <w:t>Вопросы юристу:</w:t>
-      </w:r>
-      <w:r>
-        <w:rPr>
-          <w:b w:val="0"/>
-          <w:i/>
-        </w:rPr>
       </w:r>
     </w:p>
     <w:p>
@@ -134,7 +116,7 @@
         <w:rPr>
           <w:b w:val="0"/>
         </w:rPr>
-        <w:t>1.1. Политика определяет, какие персональные данные обрабатывает [полное наименование оператора платформы], ОГРН [ ], ИНН [ ], адрес [ ] (далее — Оператор), на платформе «БЕРТЕЛ Дело» по адресу [адрес сайта], зачем, как они защищены и какие права есть у людей, чьи это данные.</w:t>
+        <w:t>1.1. Политика определяет, какие персональные данные обрабатывает Общество с ограниченной ответственностью «АИС Переводчик» (ООО «АИС Переводчик»), ОГРН [ ], ИНН 7715486007, КПП 772201001, адрес: г. Москва, ул. Нижняя Хохловка, д. 8, кв. 606 (далее — Оператор), на платформе «БЕРТЕЛ Дело» по адресу [адрес сайта], зачем, как они защищены и какие права есть у людей, чьи это данные.</w:t>
       </w:r>
     </w:p>
     <w:p>
@@ -167,11 +149,6 @@
       </w:pPr>
       <w:r>
         <w:rPr>
-          <w:b w:val="0"/>
-        </w:rPr>
-      </w:r>
-      <w:r>
-        <w:rPr>
           <w:b/>
         </w:rPr>
         <w:t>Заказчики</w:t>
@@ -187,11 +164,6 @@
       <w:pPr>
         <w:pStyle w:val="ListBullet"/>
       </w:pPr>
-      <w:r>
-        <w:rPr>
-          <w:b w:val="0"/>
-        </w:rPr>
-      </w:r>
       <w:r>
         <w:rPr>
           <w:b/>
@@ -211,11 +183,6 @@
       </w:pPr>
       <w:r>
         <w:rPr>
-          <w:b w:val="0"/>
-        </w:rPr>
-      </w:r>
-      <w:r>
-        <w:rPr>
           <w:b/>
         </w:rPr>
         <w:t>Сотрудники организаций</w:t>
@@ -231,11 +198,6 @@
       <w:pPr>
         <w:pStyle w:val="ListBullet"/>
       </w:pPr>
-      <w:r>
-        <w:rPr>
-          <w:b w:val="0"/>
-        </w:rPr>
-      </w:r>
       <w:r>
         <w:rPr>
           <w:b/>
@@ -255,11 +217,6 @@
       </w:pPr>
       <w:r>
         <w:rPr>
-          <w:b w:val="0"/>
-        </w:rPr>
-      </w:r>
-      <w:r>
-        <w:rPr>
           <w:b/>
         </w:rPr>
         <w:t>Помощники на объекте</w:t>
@@ -275,11 +232,6 @@
       <w:pPr>
         <w:pStyle w:val="ListBullet"/>
       </w:pPr>
-      <w:r>
-        <w:rPr>
-          <w:b w:val="0"/>
-        </w:rPr>
-      </w:r>
       <w:r>
         <w:rPr>
           <w:b/>
@@ -318,21 +270,12 @@
             <w:tcW w:type="dxa" w:w="2880"/>
           </w:tcPr>
           <w:p>
-            <w:r>
-              <w:rPr>
-                <w:b w:val="0"/>
-              </w:rPr>
-            </w:r>
+            <w:r/>
             <w:r>
               <w:rPr>
                 <w:b/>
               </w:rPr>
               <w:t>Цель</w:t>
-            </w:r>
-            <w:r>
-              <w:rPr>
-                <w:b w:val="0"/>
-              </w:rPr>
             </w:r>
           </w:p>
         </w:tc>
@@ -341,21 +284,12 @@
             <w:tcW w:type="dxa" w:w="2880"/>
           </w:tcPr>
           <w:p>
-            <w:r>
-              <w:rPr>
-                <w:b w:val="0"/>
-              </w:rPr>
-            </w:r>
+            <w:r/>
             <w:r>
               <w:rPr>
                 <w:b/>
               </w:rPr>
               <w:t>Данные</w:t>
-            </w:r>
-            <w:r>
-              <w:rPr>
-                <w:b w:val="0"/>
-              </w:rPr>
             </w:r>
           </w:p>
         </w:tc>
@@ -364,21 +298,12 @@
             <w:tcW w:type="dxa" w:w="2880"/>
           </w:tcPr>
           <w:p>
-            <w:r>
-              <w:rPr>
-                <w:b w:val="0"/>
-              </w:rPr>
-            </w:r>
+            <w:r/>
             <w:r>
               <w:rPr>
                 <w:b/>
               </w:rPr>
               <w:t>Основание</w:t>
-            </w:r>
-            <w:r>
-              <w:rPr>
-                <w:b w:val="0"/>
-              </w:rPr>
             </w:r>
           </w:p>
         </w:tc>
@@ -389,6 +314,7 @@
             <w:tcW w:type="dxa" w:w="2880"/>
           </w:tcPr>
           <w:p>
+            <w:r/>
             <w:r>
               <w:rPr>
                 <w:b w:val="0"/>
@@ -402,6 +328,7 @@
             <w:tcW w:type="dxa" w:w="2880"/>
           </w:tcPr>
           <w:p>
+            <w:r/>
             <w:r>
               <w:rPr>
                 <w:b w:val="0"/>
@@ -415,6 +342,7 @@
             <w:tcW w:type="dxa" w:w="2880"/>
           </w:tcPr>
           <w:p>
+            <w:r/>
             <w:r>
               <w:rPr>
                 <w:b w:val="0"/>
@@ -430,6 +358,7 @@
             <w:tcW w:type="dxa" w:w="2880"/>
           </w:tcPr>
           <w:p>
+            <w:r/>
             <w:r>
               <w:rPr>
                 <w:b w:val="0"/>
@@ -443,6 +372,7 @@
             <w:tcW w:type="dxa" w:w="2880"/>
           </w:tcPr>
           <w:p>
+            <w:r/>
             <w:r>
               <w:rPr>
                 <w:b w:val="0"/>
@@ -456,6 +386,7 @@
             <w:tcW w:type="dxa" w:w="2880"/>
           </w:tcPr>
           <w:p>
+            <w:r/>
             <w:r>
               <w:rPr>
                 <w:b w:val="0"/>
@@ -471,6 +402,7 @@
             <w:tcW w:type="dxa" w:w="2880"/>
           </w:tcPr>
           <w:p>
+            <w:r/>
             <w:r>
               <w:rPr>
                 <w:b w:val="0"/>
@@ -484,6 +416,7 @@
             <w:tcW w:type="dxa" w:w="2880"/>
           </w:tcPr>
           <w:p>
+            <w:r/>
             <w:r>
               <w:rPr>
                 <w:b w:val="0"/>
@@ -497,6 +430,7 @@
             <w:tcW w:type="dxa" w:w="2880"/>
           </w:tcPr>
           <w:p>
+            <w:r/>
             <w:r>
               <w:rPr>
                 <w:b w:val="0"/>
@@ -512,6 +446,7 @@
             <w:tcW w:type="dxa" w:w="2880"/>
           </w:tcPr>
           <w:p>
+            <w:r/>
             <w:r>
               <w:rPr>
                 <w:b w:val="0"/>
@@ -525,6 +460,7 @@
             <w:tcW w:type="dxa" w:w="2880"/>
           </w:tcPr>
           <w:p>
+            <w:r/>
             <w:r>
               <w:rPr>
                 <w:b w:val="0"/>
@@ -538,6 +474,7 @@
             <w:tcW w:type="dxa" w:w="2880"/>
           </w:tcPr>
           <w:p>
+            <w:r/>
             <w:r>
               <w:rPr>
                 <w:b w:val="0"/>
@@ -553,6 +490,7 @@
             <w:tcW w:type="dxa" w:w="2880"/>
           </w:tcPr>
           <w:p>
+            <w:r/>
             <w:r>
               <w:rPr>
                 <w:b w:val="0"/>
@@ -566,11 +504,12 @@
             <w:tcW w:type="dxa" w:w="2880"/>
           </w:tcPr>
           <w:p>
+            <w:r/>
             <w:r>
               <w:rPr>
                 <w:b w:val="0"/>
               </w:rPr>
-              <w:t>сведения из сертификата электронной подписи исполнителя (ФИО, серийный номер, удостоверяющий центр, срок действия)</w:t>
+              <w:t>сведения из сертификатов электронной подписи эксперта и руководителя организации-исполнителя (ФИО, должность и организация — если есть в сертификате, серийный номер, удостоверяющий центр, срок действия); файлы подписи</w:t>
             </w:r>
           </w:p>
         </w:tc>
@@ -579,6 +518,7 @@
             <w:tcW w:type="dxa" w:w="2880"/>
           </w:tcPr>
           <w:p>
+            <w:r/>
             <w:r>
               <w:rPr>
                 <w:b w:val="0"/>
@@ -594,6 +534,7 @@
             <w:tcW w:type="dxa" w:w="2880"/>
           </w:tcPr>
           <w:p>
+            <w:r/>
             <w:r>
               <w:rPr>
                 <w:b w:val="0"/>
@@ -607,6 +548,7 @@
             <w:tcW w:type="dxa" w:w="2880"/>
           </w:tcPr>
           <w:p>
+            <w:r/>
             <w:r>
               <w:rPr>
                 <w:b w:val="0"/>
@@ -632,6 +574,7 @@
             <w:tcW w:type="dxa" w:w="2880"/>
           </w:tcPr>
           <w:p>
+            <w:r/>
             <w:r>
               <w:rPr>
                 <w:b w:val="0"/>
@@ -647,6 +590,7 @@
             <w:tcW w:type="dxa" w:w="2880"/>
           </w:tcPr>
           <w:p>
+            <w:r/>
             <w:r>
               <w:rPr>
                 <w:b w:val="0"/>
@@ -660,6 +604,7 @@
             <w:tcW w:type="dxa" w:w="2880"/>
           </w:tcPr>
           <w:p>
+            <w:r/>
             <w:r>
               <w:rPr>
                 <w:b w:val="0"/>
@@ -673,6 +618,7 @@
             <w:tcW w:type="dxa" w:w="2880"/>
           </w:tcPr>
           <w:p>
+            <w:r/>
             <w:r>
               <w:rPr>
                 <w:b w:val="0"/>
@@ -688,6 +634,7 @@
             <w:tcW w:type="dxa" w:w="2880"/>
           </w:tcPr>
           <w:p>
+            <w:r/>
             <w:r>
               <w:rPr>
                 <w:b w:val="0"/>
@@ -701,6 +648,7 @@
             <w:tcW w:type="dxa" w:w="2880"/>
           </w:tcPr>
           <w:p>
+            <w:r/>
             <w:r>
               <w:rPr>
                 <w:b w:val="0"/>
@@ -714,6 +662,7 @@
             <w:tcW w:type="dxa" w:w="2880"/>
           </w:tcPr>
           <w:p>
+            <w:r/>
             <w:r>
               <w:rPr>
                 <w:b w:val="0"/>
@@ -729,6 +678,7 @@
             <w:tcW w:type="dxa" w:w="2880"/>
           </w:tcPr>
           <w:p>
+            <w:r/>
             <w:r>
               <w:rPr>
                 <w:b w:val="0"/>
@@ -742,6 +692,7 @@
             <w:tcW w:type="dxa" w:w="2880"/>
           </w:tcPr>
           <w:p>
+            <w:r/>
             <w:r>
               <w:rPr>
                 <w:b w:val="0"/>
@@ -755,6 +706,7 @@
             <w:tcW w:type="dxa" w:w="2880"/>
           </w:tcPr>
           <w:p>
+            <w:r/>
             <w:r>
               <w:rPr>
                 <w:b w:val="0"/>
@@ -770,6 +722,7 @@
             <w:tcW w:type="dxa" w:w="2880"/>
           </w:tcPr>
           <w:p>
+            <w:r/>
             <w:r>
               <w:rPr>
                 <w:b w:val="0"/>
@@ -783,6 +736,7 @@
             <w:tcW w:type="dxa" w:w="2880"/>
           </w:tcPr>
           <w:p>
+            <w:r/>
             <w:r>
               <w:rPr>
                 <w:b w:val="0"/>
@@ -796,6 +750,7 @@
             <w:tcW w:type="dxa" w:w="2880"/>
           </w:tcPr>
           <w:p>
+            <w:r/>
             <w:r>
               <w:rPr>
                 <w:b w:val="0"/>
@@ -856,11 +811,6 @@
       </w:pPr>
       <w:r>
         <w:rPr>
-          <w:b w:val="0"/>
-        </w:rPr>
-      </w:r>
-      <w:r>
-        <w:rPr>
           <w:b/>
         </w:rPr>
         <w:t>исполнителю</w:t>
@@ -876,11 +826,6 @@
       <w:pPr>
         <w:pStyle w:val="ListBullet"/>
       </w:pPr>
-      <w:r>
-        <w:rPr>
-          <w:b w:val="0"/>
-        </w:rPr>
-      </w:r>
       <w:r>
         <w:rPr>
           <w:b/>
@@ -900,11 +845,6 @@
       </w:pPr>
       <w:r>
         <w:rPr>
-          <w:b w:val="0"/>
-        </w:rPr>
-      </w:r>
-      <w:r>
-        <w:rPr>
           <w:b/>
         </w:rPr>
         <w:t>платёжному сервису</w:t>
@@ -920,11 +860,6 @@
       <w:pPr>
         <w:pStyle w:val="ListBullet"/>
       </w:pPr>
-      <w:r>
-        <w:rPr>
-          <w:b w:val="0"/>
-        </w:rPr>
-      </w:r>
       <w:r>
         <w:rPr>
           <w:b/>
@@ -944,11 +879,6 @@
       </w:pPr>
       <w:r>
         <w:rPr>
-          <w:b w:val="0"/>
-        </w:rPr>
-      </w:r>
-      <w:r>
-        <w:rPr>
           <w:b/>
         </w:rPr>
         <w:t>поставщику модели искусственного интеллекта</w:t>
@@ -966,31 +896,21 @@
       </w:pPr>
       <w:r>
         <w:rPr>
-          <w:b w:val="0"/>
-        </w:rPr>
-      </w:r>
-      <w:r>
-        <w:rPr>
           <w:b/>
         </w:rPr>
-        <w:t>удостоверяющему центру / поставщику электронной подписи</w:t>
+        <w:t>поставщику облачной электронной подписи</w:t>
       </w:r>
       <w:r>
         <w:rPr>
           <w:b w:val="0"/>
         </w:rPr>
-        <w:t xml:space="preserve"> [наименование] — файл или его отпечаток для подписи;</w:t>
+        <w:t xml:space="preserve"> [наименование] — файл или его отпечаток для подписи, если эксперт подписывает прямо в кабинете (подпись, сделанную в своей программе или в «Госключе», человек загружает сам — тогда ничего не передаётся);</w:t>
       </w:r>
     </w:p>
     <w:p>
       <w:pPr>
         <w:pStyle w:val="ListBullet"/>
       </w:pPr>
-      <w:r>
-        <w:rPr>
-          <w:b w:val="0"/>
-        </w:rPr>
-      </w:r>
       <w:r>
         <w:rPr>
           <w:b/>
@@ -1035,11 +955,6 @@
       <w:pPr>
         <w:pStyle w:val="ListBullet"/>
       </w:pPr>
-      <w:r>
-        <w:rPr>
-          <w:b w:val="0"/>
-        </w:rPr>
-      </w:r>
       <w:r>
         <w:rPr>
           <w:b/>
@@ -1666,10 +1581,6 @@
     <w:name w:val="Normal"/>
     <w:qFormat/>
     <w:rsid w:val="00FC693F"/>
-    <w:rPr>
-      <w:rFonts w:ascii="Times New Roman" w:hAnsi="Times New Roman"/>
-      <w:sz w:val="24"/>
-    </w:rPr>
   </w:style>
   <w:style w:type="paragraph" w:styleId="Header">
     <w:name w:val="header"/>
